--- a/VU-BIT-2507-0859-DAY-fh25r9epah.docx
+++ b/VU-BIT-2507-0859-DAY-fh25r9epah.docx
@@ -4321,66 +4321,34 @@
           <w:bCs/>
           <w:lang w:val="en-US"/>
         </w:rPr>
-        <w:t>Association shows that two classes are related or interact with each other</w:t>
+        <w:t>Association shows that two classes are related or interact with each other whereas Aggregation shows that one class contains or manages other objects, but those objects can still exist even if the container object is destroyed.</w:t>
       </w:r>
+    </w:p>
+    <w:p>
+      <w:pPr>
+        <w:pStyle w:val="ListParagraph"/>
+        <w:rPr>
+          <w:b/>
+          <w:bCs/>
+          <w:lang w:val="en-US"/>
+        </w:rPr>
+      </w:pPr>
+    </w:p>
+    <w:p>
+      <w:pPr>
+        <w:rPr>
+          <w:b/>
+          <w:bCs/>
+          <w:lang w:val="en-US"/>
+        </w:rPr>
+      </w:pPr>
       <w:r>
         <w:rPr>
           <w:b/>
           <w:bCs/>
           <w:lang w:val="en-US"/>
         </w:rPr>
-        <w:t xml:space="preserve"> whereas Aggregation</w:t>
-      </w:r>
-      <w:r>
-        <w:rPr>
-          <w:b/>
-          <w:bCs/>
-          <w:lang w:val="en-US"/>
-        </w:rPr>
-        <w:t xml:space="preserve"> shows that one class contains or manages other objects, but those objects can still exist even if the container object is destroyed.</w:t>
-      </w:r>
-    </w:p>
-    <w:p>
-      <w:pPr>
-        <w:pStyle w:val="ListParagraph"/>
-        <w:rPr>
-          <w:b/>
-          <w:bCs/>
-          <w:lang w:val="en-US"/>
-        </w:rPr>
-      </w:pPr>
-    </w:p>
-    <w:p>
-      <w:pPr>
-        <w:rPr>
-          <w:b/>
-          <w:bCs/>
-          <w:lang w:val="en-US"/>
-        </w:rPr>
-      </w:pPr>
-      <w:r>
-        <w:rPr>
-          <w:b/>
-          <w:bCs/>
-          <w:lang w:val="en-US"/>
-        </w:rPr>
-        <w:t xml:space="preserve">Aggregation was chosen for the </w:t>
-      </w:r>
-      <w:r>
-        <w:rPr>
-          <w:b/>
-          <w:bCs/>
-          <w:lang w:val="en-US"/>
-        </w:rPr>
-        <w:t>library</w:t>
-      </w:r>
-      <w:r>
-        <w:rPr>
-          <w:b/>
-          <w:bCs/>
-          <w:lang w:val="en-US"/>
-        </w:rPr>
-        <w:t>–Book and Library–Member relationships because books and members can exist independently even if the library object is destroyed.</w:t>
+        <w:t>Aggregation was chosen for the library–Book and Library–Member relationships because books and members can exist independently even if the library object is destroyed.</w:t>
       </w:r>
     </w:p>
     <w:p>
@@ -4827,22 +4795,32 @@
           <w:rFonts w:ascii="Times New Roman" w:eastAsia="Times New Roman" w:hAnsi="Times New Roman" w:cs="Times New Roman"/>
           <w:sz w:val="24"/>
           <w:szCs w:val="24"/>
-          <w:lang w:val="en-UG" w:eastAsia="en-UG"/>
+          <w:lang w:eastAsia="en-UG"/>
         </w:rPr>
       </w:pPr>
-      <w:r>
+    </w:p>
+    <w:p>
+      <w:pPr>
         <w:rPr>
           <w:b/>
           <w:bCs/>
-          <w:noProof/>
           <w:lang w:val="en-US"/>
         </w:rPr>
-        <w:lastRenderedPageBreak/>
+      </w:pPr>
+    </w:p>
+    <w:p>
+      <w:pPr>
+        <w:pStyle w:val="NormalWeb"/>
+      </w:pPr>
+      <w:r>
+        <w:rPr>
+          <w:noProof/>
+        </w:rPr>
         <w:drawing>
-          <wp:inline distT="0" distB="0" distL="0" distR="0" wp14:anchorId="7B2EF415" wp14:editId="5356D55F">
-            <wp:extent cx="1645920" cy="1908175"/>
-            <wp:effectExtent l="0" t="0" r="0" b="0"/>
-            <wp:docPr id="8" name="Picture 8"/>
+          <wp:inline distT="0" distB="0" distL="0" distR="0" wp14:anchorId="77F1A76C" wp14:editId="0CB0CD41">
+            <wp:extent cx="6392545" cy="6265545"/>
+            <wp:effectExtent l="0" t="0" r="8255" b="0"/>
+            <wp:docPr id="2" name="Picture 2"/>
             <wp:cNvGraphicFramePr>
               <a:graphicFrameLocks xmlns:a="http://schemas.openxmlformats.org/drawingml/2006/main" noChangeAspect="1"/>
             </wp:cNvGraphicFramePr>
@@ -4850,13 +4828,13 @@
               <a:graphicData uri="http://schemas.openxmlformats.org/drawingml/2006/picture">
                 <pic:pic xmlns:pic="http://schemas.openxmlformats.org/drawingml/2006/picture">
                   <pic:nvPicPr>
-                    <pic:cNvPr id="0" name="Picture 8"/>
+                    <pic:cNvPr id="0" name="Picture 2"/>
                     <pic:cNvPicPr>
                       <a:picLocks noChangeAspect="1" noChangeArrowheads="1"/>
                     </pic:cNvPicPr>
                   </pic:nvPicPr>
                   <pic:blipFill>
-                    <a:blip r:embed="rId13" cstate="print">
+                    <a:blip r:embed="rId13">
                       <a:extLst>
                         <a:ext uri="{28A0092B-C50C-407E-A947-70E740481C1C}">
                           <a14:useLocalDpi xmlns:a14="http://schemas.microsoft.com/office/drawing/2010/main" val="0"/>
@@ -4871,7 +4849,7 @@
                   <pic:spPr bwMode="auto">
                     <a:xfrm>
                       <a:off x="0" y="0"/>
-                      <a:ext cx="1645920" cy="1908175"/>
+                      <a:ext cx="6392545" cy="6265545"/>
                     </a:xfrm>
                     <a:prstGeom prst="rect">
                       <a:avLst/>
@@ -4887,15 +4865,6 @@
           </wp:inline>
         </w:drawing>
       </w:r>
-    </w:p>
-    <w:p>
-      <w:pPr>
-        <w:rPr>
-          <w:b/>
-          <w:bCs/>
-          <w:lang w:val="en-US"/>
-        </w:rPr>
-      </w:pPr>
     </w:p>
     <w:p>
       <w:pPr>
@@ -6918,6 +6887,23 @@
       <w:sz w:val="28"/>
     </w:rPr>
   </w:style>
+  <w:style w:type="paragraph" w:styleId="NormalWeb">
+    <w:name w:val="Normal (Web)"/>
+    <w:basedOn w:val="Normal"/>
+    <w:uiPriority w:val="99"/>
+    <w:semiHidden/>
+    <w:unhideWhenUsed/>
+    <w:rsid w:val="00BD1D3D"/>
+    <w:pPr>
+      <w:spacing w:before="100" w:beforeAutospacing="1" w:after="100" w:afterAutospacing="1" w:line="240" w:lineRule="auto"/>
+    </w:pPr>
+    <w:rPr>
+      <w:rFonts w:ascii="Times New Roman" w:eastAsia="Times New Roman" w:hAnsi="Times New Roman" w:cs="Times New Roman"/>
+      <w:sz w:val="24"/>
+      <w:szCs w:val="24"/>
+      <w:lang w:val="en-UG" w:eastAsia="en-UG"/>
+    </w:rPr>
+  </w:style>
 </w:styles>
 </file>
 
@@ -8677,6 +8663,7 @@
   </w:compat>
   <w:rsids>
     <w:rsidRoot w:val="00EA3439"/>
+    <w:rsid w:val="001F3303"/>
     <w:rsid w:val="002864BA"/>
     <w:rsid w:val="002D29B2"/>
     <w:rsid w:val="002F1C37"/>
